--- a/deep_learning/notes_NLP/1_NLP_Roadmap.docx
+++ b/deep_learning/notes_NLP/1_NLP_Roadmap.docx
@@ -3,13 +3,6 @@
 <w:document xmlns:wpc="http://schemas.microsoft.com/office/word/2010/wordprocessingCanvas" xmlns:cx="http://schemas.microsoft.com/office/drawing/2014/chartex" xmlns:cx1="http://schemas.microsoft.com/office/drawing/2015/9/8/chartex" xmlns:cx2="http://schemas.microsoft.com/office/drawing/2015/10/21/chartex" xmlns:cx3="http://schemas.microsoft.com/office/drawing/2016/5/9/chartex" xmlns:cx4="http://schemas.microsoft.com/office/drawing/2016/5/10/chartex" xmlns:cx5="http://schemas.microsoft.com/office/drawing/2016/5/11/chartex" xmlns:cx6="http://schemas.microsoft.com/office/drawing/2016/5/12/chartex" xmlns:cx7="http://schemas.microsoft.com/office/drawing/2016/5/13/chartex" xmlns:cx8="http://schemas.microsoft.com/office/drawing/2016/5/14/chartex" xmlns:mc="http://schemas.openxmlformats.org/markup-compatibility/2006" xmlns:aink="http://schemas.microsoft.com/office/drawing/2016/ink" xmlns:am3d="http://schemas.microsoft.com/office/drawing/2017/model3d" xmlns:o="urn:schemas-microsoft-com:office:office" xmlns:oel="http://schemas.microsoft.com/office/2019/extlst" xmlns:r="http://schemas.openxmlformats.org/officeDocument/2006/relationships" xmlns:m="http://schemas.openxmlformats.org/officeDocument/2006/math" xmlns:v="urn:schemas-microsoft-com:vml" xmlns:wp14="http://schemas.microsoft.com/office/word/2010/wordprocessingDrawing" xmlns:wp="http://schemas.openxmlformats.org/drawingml/2006/wordprocessingDrawing" xmlns:w10="urn:schemas-microsoft-com:office:word" xmlns:w="http://schemas.openxmlformats.org/wordprocessingml/2006/main" xmlns:w14="http://schemas.microsoft.com/office/word/2010/wordml" xmlns:w15="http://schemas.microsoft.com/office/word/2012/wordml" xmlns:w16cex="http://schemas.microsoft.com/office/word/2018/wordml/cex" xmlns:w16cid="http://schemas.microsoft.com/office/word/2016/wordml/cid" xmlns:w16="http://schemas.microsoft.com/office/word/2018/wordml" xmlns:w16du="http://schemas.microsoft.com/office/word/2023/wordml/word16du" xmlns:w16sdtdh="http://schemas.microsoft.com/office/word/2020/wordml/sdtdatahash" xmlns:w16sdtfl="http://schemas.microsoft.com/office/word/2024/wordml/sdtformatlock" xmlns:w16se="http://schemas.microsoft.com/office/word/2015/wordml/symex" xmlns:wpg="http://schemas.microsoft.com/office/word/2010/wordprocessingGroup" xmlns:wpi="http://schemas.microsoft.com/office/word/2010/wordprocessingInk" xmlns:wne="http://schemas.microsoft.com/office/word/2006/wordml" xmlns:wps="http://schemas.microsoft.com/office/word/2010/wordprocessingShape" mc:Ignorable="w14 w15 w16se w16cid w16 w16cex w16sdtdh w16sdtfl w16du wp14">
   <w:body>
     <w:p>
-      <w:r>
-        <w:pict w14:anchorId="55D0B3F1">
-          <v:rect id="_x0000_i1109" style="width:0;height:1.5pt" o:hralign="center" o:hrstd="t" o:hr="t" fillcolor="#a0a0a0" stroked="f"/>
-        </w:pict>
-      </w:r>
-    </w:p>
-    <w:p>
       <w:pPr>
         <w:rPr>
           <w:b/>
@@ -72,7 +65,7 @@
     <w:p>
       <w:r>
         <w:pict w14:anchorId="429419BD">
-          <v:rect id="_x0000_i1110" style="width:0;height:1.5pt" o:hralign="center" o:hrstd="t" o:hr="t" fillcolor="#a0a0a0" stroked="f"/>
+          <v:rect id="_x0000_i1026" style="width:0;height:1.5pt" o:hralign="center" o:hrstd="t" o:hr="t" fillcolor="#a0a0a0" stroked="f"/>
         </w:pict>
       </w:r>
     </w:p>
@@ -220,7 +213,7 @@
     <w:p>
       <w:r>
         <w:pict w14:anchorId="46AC44CC">
-          <v:rect id="_x0000_i1111" style="width:0;height:1.5pt" o:hralign="center" o:hrstd="t" o:hr="t" fillcolor="#a0a0a0" stroked="f"/>
+          <v:rect id="_x0000_i1027" style="width:0;height:1.5pt" o:hralign="center" o:hrstd="t" o:hr="t" fillcolor="#a0a0a0" stroked="f"/>
         </w:pict>
       </w:r>
     </w:p>
@@ -268,8 +261,13 @@
           <w:numId w:val="3"/>
         </w:numPr>
       </w:pPr>
-      <w:r>
-        <w:t>Stopword removal → Filtering unimportant words.</w:t>
+      <w:proofErr w:type="spellStart"/>
+      <w:r>
+        <w:t>Stopword</w:t>
+      </w:r>
+      <w:proofErr w:type="spellEnd"/>
+      <w:r>
+        <w:t xml:space="preserve"> removal → Filtering unimportant words.</w:t>
       </w:r>
     </w:p>
     <w:p>
@@ -286,7 +284,7 @@
     <w:p>
       <w:r>
         <w:pict w14:anchorId="59D8177B">
-          <v:rect id="_x0000_i1112" style="width:0;height:1.5pt" o:hralign="center" o:hrstd="t" o:hr="t" fillcolor="#a0a0a0" stroked="f"/>
+          <v:rect id="_x0000_i1028" style="width:0;height:1.5pt" o:hralign="center" o:hrstd="t" o:hr="t" fillcolor="#a0a0a0" stroked="f"/>
         </w:pict>
       </w:r>
     </w:p>
@@ -317,7 +315,23 @@
           <w:b/>
           <w:bCs/>
         </w:rPr>
-        <w:t>Bag of Words (BoW)</w:t>
+        <w:t>Bag of Words (</w:t>
+      </w:r>
+      <w:proofErr w:type="spellStart"/>
+      <w:r>
+        <w:rPr>
+          <w:b/>
+          <w:bCs/>
+        </w:rPr>
+        <w:t>BoW</w:t>
+      </w:r>
+      <w:proofErr w:type="spellEnd"/>
+      <w:r>
+        <w:rPr>
+          <w:b/>
+          <w:bCs/>
+        </w:rPr>
+        <w:t>)</w:t>
       </w:r>
       <w:r>
         <w:t xml:space="preserve"> – counts of words.</w:t>
@@ -356,7 +370,15 @@
         <w:t>Word Embeddings</w:t>
       </w:r>
       <w:r>
-        <w:t xml:space="preserve"> – Word2Vec, GloVe.</w:t>
+        <w:t xml:space="preserve"> – Word2Vec, </w:t>
+      </w:r>
+      <w:proofErr w:type="spellStart"/>
+      <w:r>
+        <w:t>GloVe</w:t>
+      </w:r>
+      <w:proofErr w:type="spellEnd"/>
+      <w:r>
+        <w:t>.</w:t>
       </w:r>
     </w:p>
     <w:p>
@@ -384,9 +406,166 @@
     </w:p>
     <w:p>
       <w:r>
+        <w:pict w14:anchorId="5209AD90">
+          <v:rect id="_x0000_i1029" style="width:0;height:1.5pt" o:hralign="center" o:hrstd="t" o:hr="t" fillcolor="#a0a0a0" stroked="f"/>
+        </w:pict>
+      </w:r>
+    </w:p>
+    <w:p>
+      <w:pPr>
+        <w:rPr>
+          <w:b/>
+          <w:bCs/>
+        </w:rPr>
+      </w:pPr>
+      <w:r>
+        <w:rPr>
+          <w:b/>
+          <w:bCs/>
+        </w:rPr>
         <w:lastRenderedPageBreak/>
-        <w:pict w14:anchorId="5209AD90">
-          <v:rect id="_x0000_i1113" style="width:0;height:1.5pt" o:hralign="center" o:hrstd="t" o:hr="t" fillcolor="#a0a0a0" stroked="f"/>
+        <w:t>5. Core NLP Tasks</w:t>
+      </w:r>
+    </w:p>
+    <w:p>
+      <w:pPr>
+        <w:numPr>
+          <w:ilvl w:val="0"/>
+          <w:numId w:val="5"/>
+        </w:numPr>
+      </w:pPr>
+      <w:r>
+        <w:rPr>
+          <w:b/>
+          <w:bCs/>
+        </w:rPr>
+        <w:t>POS Tagging</w:t>
+      </w:r>
+      <w:r>
+        <w:t xml:space="preserve"> – Noun, Verb, Adjective identification.</w:t>
+      </w:r>
+    </w:p>
+    <w:p>
+      <w:pPr>
+        <w:numPr>
+          <w:ilvl w:val="0"/>
+          <w:numId w:val="5"/>
+        </w:numPr>
+      </w:pPr>
+      <w:r>
+        <w:rPr>
+          <w:b/>
+          <w:bCs/>
+        </w:rPr>
+        <w:t>Named Entity Recognition (NER)</w:t>
+      </w:r>
+      <w:r>
+        <w:t xml:space="preserve"> – Detect entities like Paris, IBM.</w:t>
+      </w:r>
+    </w:p>
+    <w:p>
+      <w:pPr>
+        <w:numPr>
+          <w:ilvl w:val="0"/>
+          <w:numId w:val="5"/>
+        </w:numPr>
+      </w:pPr>
+      <w:r>
+        <w:rPr>
+          <w:b/>
+          <w:bCs/>
+        </w:rPr>
+        <w:t>Parsing</w:t>
+      </w:r>
+      <w:r>
+        <w:t xml:space="preserve"> – Grammatical structure.</w:t>
+      </w:r>
+    </w:p>
+    <w:p>
+      <w:pPr>
+        <w:numPr>
+          <w:ilvl w:val="0"/>
+          <w:numId w:val="5"/>
+        </w:numPr>
+      </w:pPr>
+      <w:r>
+        <w:rPr>
+          <w:b/>
+          <w:bCs/>
+        </w:rPr>
+        <w:t>Text Classification</w:t>
+      </w:r>
+      <w:r>
+        <w:t xml:space="preserve"> – Spam detection, sentiment analysis.</w:t>
+      </w:r>
+    </w:p>
+    <w:p>
+      <w:pPr>
+        <w:numPr>
+          <w:ilvl w:val="0"/>
+          <w:numId w:val="5"/>
+        </w:numPr>
+      </w:pPr>
+      <w:r>
+        <w:rPr>
+          <w:b/>
+          <w:bCs/>
+        </w:rPr>
+        <w:t xml:space="preserve">Language </w:t>
+      </w:r>
+      <w:proofErr w:type="spellStart"/>
+      <w:r>
+        <w:rPr>
+          <w:b/>
+          <w:bCs/>
+        </w:rPr>
+        <w:t>Modeling</w:t>
+      </w:r>
+      <w:proofErr w:type="spellEnd"/>
+      <w:r>
+        <w:t xml:space="preserve"> – Predicting next words.</w:t>
+      </w:r>
+    </w:p>
+    <w:p>
+      <w:pPr>
+        <w:numPr>
+          <w:ilvl w:val="0"/>
+          <w:numId w:val="5"/>
+        </w:numPr>
+      </w:pPr>
+      <w:r>
+        <w:rPr>
+          <w:b/>
+          <w:bCs/>
+        </w:rPr>
+        <w:t>Machine Translation</w:t>
+      </w:r>
+      <w:r>
+        <w:t xml:space="preserve"> – English → Hindi.</w:t>
+      </w:r>
+    </w:p>
+    <w:p>
+      <w:pPr>
+        <w:numPr>
+          <w:ilvl w:val="0"/>
+          <w:numId w:val="5"/>
+        </w:numPr>
+      </w:pPr>
+      <w:r>
+        <w:rPr>
+          <w:b/>
+          <w:bCs/>
+        </w:rPr>
+        <w:t>Question Answering / Chatbots</w:t>
+      </w:r>
+      <w:r>
+        <w:t xml:space="preserve"> – e.g., ChatGPT.</w:t>
+      </w:r>
+    </w:p>
+    <w:p>
+      <w:r>
+        <w:pict w14:anchorId="58544C05">
+          <v:rect id="_x0000_i1030" style="width:0;height:1.5pt" o:hralign="center" o:hrstd="t" o:hr="t" fillcolor="#a0a0a0" stroked="f"/>
         </w:pict>
       </w:r>
     </w:p>
@@ -402,139 +581,46 @@
           <w:b/>
           <w:bCs/>
         </w:rPr>
-        <w:t>5. Core NLP Tasks</w:t>
-      </w:r>
-    </w:p>
-    <w:p>
-      <w:pPr>
-        <w:numPr>
-          <w:ilvl w:val="0"/>
-          <w:numId w:val="5"/>
-        </w:numPr>
-      </w:pPr>
-      <w:r>
-        <w:rPr>
-          <w:b/>
-          <w:bCs/>
-        </w:rPr>
-        <w:t>POS Tagging</w:t>
-      </w:r>
-      <w:r>
-        <w:t xml:space="preserve"> – Noun, Verb, Adjective identification.</w:t>
-      </w:r>
-    </w:p>
-    <w:p>
-      <w:pPr>
-        <w:numPr>
-          <w:ilvl w:val="0"/>
-          <w:numId w:val="5"/>
-        </w:numPr>
-      </w:pPr>
-      <w:r>
-        <w:rPr>
-          <w:b/>
-          <w:bCs/>
-        </w:rPr>
-        <w:t>Named Entity Recognition (NER)</w:t>
-      </w:r>
-      <w:r>
-        <w:t xml:space="preserve"> – Detect entities like Paris, IBM.</w:t>
-      </w:r>
-    </w:p>
-    <w:p>
-      <w:pPr>
-        <w:numPr>
-          <w:ilvl w:val="0"/>
-          <w:numId w:val="5"/>
-        </w:numPr>
-      </w:pPr>
-      <w:r>
-        <w:rPr>
-          <w:b/>
-          <w:bCs/>
-        </w:rPr>
-        <w:t>Parsing</w:t>
-      </w:r>
-      <w:r>
-        <w:t xml:space="preserve"> – Grammatical structure.</w:t>
-      </w:r>
-    </w:p>
-    <w:p>
-      <w:pPr>
-        <w:numPr>
-          <w:ilvl w:val="0"/>
-          <w:numId w:val="5"/>
-        </w:numPr>
-      </w:pPr>
-      <w:r>
-        <w:rPr>
-          <w:b/>
-          <w:bCs/>
-        </w:rPr>
-        <w:t>Text Classification</w:t>
-      </w:r>
-      <w:r>
-        <w:t xml:space="preserve"> – Spam detection, sentiment analysis.</w:t>
-      </w:r>
-    </w:p>
-    <w:p>
-      <w:pPr>
-        <w:numPr>
-          <w:ilvl w:val="0"/>
-          <w:numId w:val="5"/>
-        </w:numPr>
-      </w:pPr>
-      <w:r>
-        <w:rPr>
-          <w:b/>
-          <w:bCs/>
-        </w:rPr>
-        <w:t>Language Modeling</w:t>
-      </w:r>
-      <w:r>
-        <w:t xml:space="preserve"> – Predicting next words.</w:t>
-      </w:r>
-    </w:p>
-    <w:p>
-      <w:pPr>
-        <w:numPr>
-          <w:ilvl w:val="0"/>
-          <w:numId w:val="5"/>
-        </w:numPr>
-      </w:pPr>
-      <w:r>
-        <w:rPr>
-          <w:b/>
-          <w:bCs/>
-        </w:rPr>
-        <w:t>Machine Translation</w:t>
-      </w:r>
-      <w:r>
-        <w:t xml:space="preserve"> – English → Hindi.</w:t>
-      </w:r>
-    </w:p>
-    <w:p>
-      <w:pPr>
-        <w:numPr>
-          <w:ilvl w:val="0"/>
-          <w:numId w:val="5"/>
-        </w:numPr>
-      </w:pPr>
-      <w:r>
-        <w:rPr>
-          <w:b/>
-          <w:bCs/>
-        </w:rPr>
-        <w:t>Question Answering / Chatbots</w:t>
-      </w:r>
-      <w:r>
-        <w:t xml:space="preserve"> – e.g., ChatGPT.</w:t>
-      </w:r>
-    </w:p>
-    <w:p>
-      <w:r>
-        <w:pict w14:anchorId="58544C05">
-          <v:rect id="_x0000_i1114" style="width:0;height:1.5pt" o:hralign="center" o:hrstd="t" o:hr="t" fillcolor="#a0a0a0" stroked="f"/>
+        <w:t>6. Classical NLP Approaches</w:t>
+      </w:r>
+    </w:p>
+    <w:p>
+      <w:pPr>
+        <w:numPr>
+          <w:ilvl w:val="0"/>
+          <w:numId w:val="6"/>
+        </w:numPr>
+      </w:pPr>
+      <w:r>
+        <w:t>Rule-based systems.</w:t>
+      </w:r>
+    </w:p>
+    <w:p>
+      <w:pPr>
+        <w:numPr>
+          <w:ilvl w:val="0"/>
+          <w:numId w:val="6"/>
+        </w:numPr>
+      </w:pPr>
+      <w:r>
+        <w:t>Statistical methods (Naïve Bayes, HMMs, CRFs).</w:t>
+      </w:r>
+    </w:p>
+    <w:p>
+      <w:pPr>
+        <w:numPr>
+          <w:ilvl w:val="0"/>
+          <w:numId w:val="6"/>
+        </w:numPr>
+      </w:pPr>
+      <w:r>
+        <w:t>Early limitations: Need for lots of manual feature engineering.</w:t>
+      </w:r>
+    </w:p>
+    <w:p>
+      <w:r>
+        <w:pict w14:anchorId="34F54C6F">
+          <v:rect id="_x0000_i1031" style="width:0;height:1.5pt" o:hralign="center" o:hrstd="t" o:hr="t" fillcolor="#a0a0a0" stroked="f"/>
         </w:pict>
       </w:r>
     </w:p>
@@ -550,46 +636,67 @@
           <w:b/>
           <w:bCs/>
         </w:rPr>
-        <w:t>6. Classical NLP Approaches</w:t>
-      </w:r>
-    </w:p>
-    <w:p>
-      <w:pPr>
-        <w:numPr>
-          <w:ilvl w:val="0"/>
-          <w:numId w:val="6"/>
-        </w:numPr>
-      </w:pPr>
-      <w:r>
-        <w:t>Rule-based systems.</w:t>
-      </w:r>
-    </w:p>
-    <w:p>
-      <w:pPr>
-        <w:numPr>
-          <w:ilvl w:val="0"/>
-          <w:numId w:val="6"/>
-        </w:numPr>
-      </w:pPr>
-      <w:r>
-        <w:t>Statistical methods (Naïve Bayes, HMMs, CRFs).</w:t>
-      </w:r>
-    </w:p>
-    <w:p>
-      <w:pPr>
-        <w:numPr>
-          <w:ilvl w:val="0"/>
-          <w:numId w:val="6"/>
-        </w:numPr>
-      </w:pPr>
-      <w:r>
-        <w:t>Early limitations: Need for lots of manual feature engineering.</w:t>
-      </w:r>
-    </w:p>
-    <w:p>
-      <w:r>
-        <w:pict w14:anchorId="34F54C6F">
-          <v:rect id="_x0000_i1115" style="width:0;height:1.5pt" o:hralign="center" o:hrstd="t" o:hr="t" fillcolor="#a0a0a0" stroked="f"/>
+        <w:t>7. Deep Learning in NLP</w:t>
+      </w:r>
+    </w:p>
+    <w:p>
+      <w:pPr>
+        <w:numPr>
+          <w:ilvl w:val="0"/>
+          <w:numId w:val="7"/>
+        </w:numPr>
+      </w:pPr>
+      <w:r>
+        <w:rPr>
+          <w:b/>
+          <w:bCs/>
+        </w:rPr>
+        <w:t>RNNs, LSTMs, GRUs</w:t>
+      </w:r>
+      <w:r>
+        <w:t xml:space="preserve"> – handling sequences.</w:t>
+      </w:r>
+    </w:p>
+    <w:p>
+      <w:pPr>
+        <w:numPr>
+          <w:ilvl w:val="0"/>
+          <w:numId w:val="7"/>
+        </w:numPr>
+      </w:pPr>
+      <w:r>
+        <w:rPr>
+          <w:b/>
+          <w:bCs/>
+        </w:rPr>
+        <w:t>Seq2Seq models + Attention</w:t>
+      </w:r>
+      <w:r>
+        <w:t xml:space="preserve"> – Translation, summarization.</w:t>
+      </w:r>
+    </w:p>
+    <w:p>
+      <w:pPr>
+        <w:numPr>
+          <w:ilvl w:val="0"/>
+          <w:numId w:val="7"/>
+        </w:numPr>
+      </w:pPr>
+      <w:r>
+        <w:rPr>
+          <w:b/>
+          <w:bCs/>
+        </w:rPr>
+        <w:t>Transformers</w:t>
+      </w:r>
+      <w:r>
+        <w:t xml:space="preserve"> – “Attention is All You Need” → revolution.</w:t>
+      </w:r>
+    </w:p>
+    <w:p>
+      <w:r>
+        <w:pict w14:anchorId="41821863">
+          <v:rect id="_x0000_i1032" style="width:0;height:1.5pt" o:hralign="center" o:hrstd="t" o:hr="t" fillcolor="#a0a0a0" stroked="f"/>
         </w:pict>
       </w:r>
     </w:p>
@@ -605,67 +712,78 @@
           <w:b/>
           <w:bCs/>
         </w:rPr>
-        <w:t>7. Deep Learning in NLP</w:t>
-      </w:r>
-    </w:p>
-    <w:p>
-      <w:pPr>
-        <w:numPr>
-          <w:ilvl w:val="0"/>
-          <w:numId w:val="7"/>
-        </w:numPr>
-      </w:pPr>
-      <w:r>
-        <w:rPr>
-          <w:b/>
-          <w:bCs/>
-        </w:rPr>
-        <w:t>RNNs, LSTMs, GRUs</w:t>
-      </w:r>
-      <w:r>
-        <w:t xml:space="preserve"> – handling sequences.</w:t>
-      </w:r>
-    </w:p>
-    <w:p>
-      <w:pPr>
-        <w:numPr>
-          <w:ilvl w:val="0"/>
-          <w:numId w:val="7"/>
-        </w:numPr>
-      </w:pPr>
-      <w:r>
-        <w:rPr>
-          <w:b/>
-          <w:bCs/>
-        </w:rPr>
-        <w:t>Seq2Seq models + Attention</w:t>
-      </w:r>
-      <w:r>
-        <w:t xml:space="preserve"> – Translation, summarization.</w:t>
-      </w:r>
-    </w:p>
-    <w:p>
-      <w:pPr>
-        <w:numPr>
-          <w:ilvl w:val="0"/>
-          <w:numId w:val="7"/>
-        </w:numPr>
-      </w:pPr>
-      <w:r>
-        <w:rPr>
-          <w:b/>
-          <w:bCs/>
-        </w:rPr>
-        <w:t>Transformers</w:t>
-      </w:r>
-      <w:r>
-        <w:t xml:space="preserve"> – “Attention is All You Need” → revolution.</w:t>
-      </w:r>
-    </w:p>
-    <w:p>
-      <w:r>
-        <w:pict w14:anchorId="41821863">
-          <v:rect id="_x0000_i1116" style="width:0;height:1.5pt" o:hralign="center" o:hrstd="t" o:hr="t" fillcolor="#a0a0a0" stroked="f"/>
+        <w:t>8. Modern NLP (Transformers Era)</w:t>
+      </w:r>
+    </w:p>
+    <w:p>
+      <w:pPr>
+        <w:numPr>
+          <w:ilvl w:val="0"/>
+          <w:numId w:val="8"/>
+        </w:numPr>
+      </w:pPr>
+      <w:r>
+        <w:rPr>
+          <w:b/>
+          <w:bCs/>
+        </w:rPr>
+        <w:t>BERT</w:t>
+      </w:r>
+      <w:r>
+        <w:t xml:space="preserve"> – Bidirectional encoder, contextual embeddings.</w:t>
+      </w:r>
+    </w:p>
+    <w:p>
+      <w:pPr>
+        <w:numPr>
+          <w:ilvl w:val="0"/>
+          <w:numId w:val="8"/>
+        </w:numPr>
+      </w:pPr>
+      <w:r>
+        <w:rPr>
+          <w:b/>
+          <w:bCs/>
+        </w:rPr>
+        <w:t>GPT family</w:t>
+      </w:r>
+      <w:r>
+        <w:t xml:space="preserve"> – Generative Pre-trained Transformers.</w:t>
+      </w:r>
+    </w:p>
+    <w:p>
+      <w:pPr>
+        <w:numPr>
+          <w:ilvl w:val="0"/>
+          <w:numId w:val="8"/>
+        </w:numPr>
+      </w:pPr>
+      <w:r>
+        <w:rPr>
+          <w:b/>
+          <w:bCs/>
+        </w:rPr>
+        <w:t>T5, BART</w:t>
+      </w:r>
+      <w:r>
+        <w:t xml:space="preserve"> – Text-to-text transformers.</w:t>
+      </w:r>
+    </w:p>
+    <w:p>
+      <w:pPr>
+        <w:numPr>
+          <w:ilvl w:val="0"/>
+          <w:numId w:val="8"/>
+        </w:numPr>
+      </w:pPr>
+      <w:r>
+        <w:t>Applications: summarization, question answering, conversational AI.</w:t>
+      </w:r>
+    </w:p>
+    <w:p>
+      <w:r>
+        <w:pict w14:anchorId="36EE748B">
+          <v:rect id="_x0000_i1033" style="width:0;height:1.5pt" o:hralign="center" o:hrstd="t" o:hr="t" fillcolor="#a0a0a0" stroked="f"/>
         </w:pict>
       </w:r>
     </w:p>
@@ -681,93 +799,6 @@
           <w:b/>
           <w:bCs/>
         </w:rPr>
-        <w:t>8. Modern NLP (Transformers Era)</w:t>
-      </w:r>
-    </w:p>
-    <w:p>
-      <w:pPr>
-        <w:numPr>
-          <w:ilvl w:val="0"/>
-          <w:numId w:val="8"/>
-        </w:numPr>
-      </w:pPr>
-      <w:r>
-        <w:rPr>
-          <w:b/>
-          <w:bCs/>
-        </w:rPr>
-        <w:t>BERT</w:t>
-      </w:r>
-      <w:r>
-        <w:t xml:space="preserve"> – Bidirectional encoder, contextual embeddings.</w:t>
-      </w:r>
-    </w:p>
-    <w:p>
-      <w:pPr>
-        <w:numPr>
-          <w:ilvl w:val="0"/>
-          <w:numId w:val="8"/>
-        </w:numPr>
-      </w:pPr>
-      <w:r>
-        <w:rPr>
-          <w:b/>
-          <w:bCs/>
-        </w:rPr>
-        <w:t>GPT family</w:t>
-      </w:r>
-      <w:r>
-        <w:t xml:space="preserve"> – Generative Pre-trained Transformers.</w:t>
-      </w:r>
-    </w:p>
-    <w:p>
-      <w:pPr>
-        <w:numPr>
-          <w:ilvl w:val="0"/>
-          <w:numId w:val="8"/>
-        </w:numPr>
-      </w:pPr>
-      <w:r>
-        <w:rPr>
-          <w:b/>
-          <w:bCs/>
-        </w:rPr>
-        <w:t>T5, BART</w:t>
-      </w:r>
-      <w:r>
-        <w:t xml:space="preserve"> – Text-to-text transformers.</w:t>
-      </w:r>
-    </w:p>
-    <w:p>
-      <w:pPr>
-        <w:numPr>
-          <w:ilvl w:val="0"/>
-          <w:numId w:val="8"/>
-        </w:numPr>
-      </w:pPr>
-      <w:r>
-        <w:t>Applications: summarization, question answering, conversational AI.</w:t>
-      </w:r>
-    </w:p>
-    <w:p>
-      <w:r>
-        <w:pict w14:anchorId="36EE748B">
-          <v:rect id="_x0000_i1117" style="width:0;height:1.5pt" o:hralign="center" o:hrstd="t" o:hr="t" fillcolor="#a0a0a0" stroked="f"/>
-        </w:pict>
-      </w:r>
-    </w:p>
-    <w:p>
-      <w:pPr>
-        <w:rPr>
-          <w:b/>
-          <w:bCs/>
-        </w:rPr>
-      </w:pPr>
-      <w:r>
-        <w:rPr>
-          <w:b/>
-          <w:bCs/>
-        </w:rPr>
         <w:t>9. Evaluation in NLP</w:t>
       </w:r>
     </w:p>
@@ -790,7 +821,6 @@
         </w:numPr>
       </w:pPr>
       <w:r>
-        <w:lastRenderedPageBreak/>
         <w:t>Task-specific metrics:</w:t>
       </w:r>
     </w:p>
@@ -802,6 +832,7 @@
         </w:numPr>
       </w:pPr>
       <w:r>
+        <w:lastRenderedPageBreak/>
         <w:t>BLEU (translation).</w:t>
       </w:r>
     </w:p>
@@ -824,13 +855,21 @@
         </w:numPr>
       </w:pPr>
       <w:r>
-        <w:t>Perplexity (language modeling).</w:t>
+        <w:t xml:space="preserve">Perplexity (language </w:t>
+      </w:r>
+      <w:proofErr w:type="spellStart"/>
+      <w:r>
+        <w:t>modeling</w:t>
+      </w:r>
+      <w:proofErr w:type="spellEnd"/>
+      <w:r>
+        <w:t>).</w:t>
       </w:r>
     </w:p>
     <w:p>
       <w:r>
         <w:pict w14:anchorId="74F9C585">
-          <v:rect id="_x0000_i1118" style="width:0;height:1.5pt" o:hralign="center" o:hrstd="t" o:hr="t" fillcolor="#a0a0a0" stroked="f"/>
+          <v:rect id="_x0000_i1034" style="width:0;height:1.5pt" o:hralign="center" o:hrstd="t" o:hr="t" fillcolor="#a0a0a0" stroked="f"/>
         </w:pict>
       </w:r>
     </w:p>
@@ -907,7 +946,7 @@
     <w:p>
       <w:r>
         <w:pict w14:anchorId="2D1B7508">
-          <v:rect id="_x0000_i1119" style="width:0;height:1.5pt" o:hralign="center" o:hrstd="t" o:hr="t" fillcolor="#a0a0a0" stroked="f"/>
+          <v:rect id="_x0000_i1035" style="width:0;height:1.5pt" o:hralign="center" o:hrstd="t" o:hr="t" fillcolor="#a0a0a0" stroked="f"/>
         </w:pict>
       </w:r>
     </w:p>
@@ -983,7 +1022,7 @@
     <w:p>
       <w:r>
         <w:pict w14:anchorId="1165752C">
-          <v:rect id="_x0000_i1120" style="width:0;height:1.5pt" o:hralign="center" o:hrstd="t" o:hr="t" fillcolor="#a0a0a0" stroked="f"/>
+          <v:rect id="_x0000_i1036" style="width:0;height:1.5pt" o:hralign="center" o:hrstd="t" o:hr="t" fillcolor="#a0a0a0" stroked="f"/>
         </w:pict>
       </w:r>
     </w:p>
@@ -1038,7 +1077,7 @@
     <w:p>
       <w:r>
         <w:pict w14:anchorId="7C4CD479">
-          <v:rect id="_x0000_i1121" style="width:0;height:1.5pt" o:hralign="center" o:hrstd="t" o:hr="t" fillcolor="#a0a0a0" stroked="f"/>
+          <v:rect id="_x0000_i1037" style="width:0;height:1.5pt" o:hralign="center" o:hrstd="t" o:hr="t" fillcolor="#a0a0a0" stroked="f"/>
         </w:pict>
       </w:r>
     </w:p>
@@ -1067,23 +1106,8 @@
     <w:p>
       <w:r>
         <w:pict w14:anchorId="2A802EB4">
-          <v:rect id="_x0000_i1122" style="width:0;height:1.5pt" o:hralign="center" o:hrstd="t" o:hr="t" fillcolor="#a0a0a0" stroked="f"/>
+          <v:rect id="_x0000_i1038" style="width:0;height:1.5pt" o:hralign="center" o:hrstd="t" o:hr="t" fillcolor="#a0a0a0" stroked="f"/>
         </w:pict>
-      </w:r>
-    </w:p>
-    <w:p>
-      <w:r>
-        <w:t xml:space="preserve">Do you want me to </w:t>
-      </w:r>
-      <w:r>
-        <w:rPr>
-          <w:b/>
-          <w:bCs/>
-        </w:rPr>
-        <w:t>make this roadmap into a structured teaching plan (with examples + exercises for each step)</w:t>
-      </w:r>
-      <w:r>
-        <w:t>, so you can use it directly in a class or presentation?</w:t>
       </w:r>
     </w:p>
     <w:p/>
@@ -3529,6 +3553,7 @@
   <w:style w:type="character" w:default="1" w:styleId="DefaultParagraphFont">
     <w:name w:val="Default Paragraph Font"/>
     <w:uiPriority w:val="1"/>
+    <w:semiHidden/>
     <w:unhideWhenUsed/>
   </w:style>
   <w:style w:type="table" w:default="1" w:styleId="TableNormal">
